--- a/docs/Guia_instalacion_y_despliegue.docx
+++ b/docs/Guia_instalacion_y_despliegue.docx
@@ -32,13 +32,13 @@
     </w:p>
     <w:p>
       <w:pPr>
-        <w:spacing w:after="120" w:line="300" w:lineRule="auto"/>
+        <w:spacing w:after="120" w:line="283" w:lineRule="auto"/>
       </w:pPr>
       <w:r>
         <w:rPr>
           <w:rFonts w:ascii="Calibri" w:hAnsi="Calibri"/>
           <w:b w:val="0"/>
-          <w:sz w:val="22"/>
+          <w:sz w:val="21"/>
         </w:rPr>
         <w:t>Esta guía permite poner en marcha la aplicación Flask + Angular 21 con SQLite. Incluye la configuración de acceso con Google, verificación por correo y despliegue en PythonAnywhere.</w:t>
       </w:r>
@@ -157,7 +157,7 @@
                 <w:b w:val="0"/>
                 <w:sz w:val="20"/>
               </w:rPr>
-              <w:t>30/08/2026</w:t>
+              <w:t>01/09/2026</w:t>
             </w:r>
           </w:p>
         </w:tc>
@@ -244,13 +244,13 @@
     <w:p>
       <w:pPr>
         <w:pStyle w:val="ListBullet"/>
-        <w:spacing w:after="80" w:line="300" w:lineRule="auto"/>
+        <w:spacing w:after="80" w:line="283" w:lineRule="auto"/>
       </w:pPr>
       <w:r>
         <w:rPr>
           <w:rFonts w:ascii="Calibri" w:hAnsi="Calibri"/>
           <w:b w:val="0"/>
-          <w:sz w:val="22"/>
+          <w:sz w:val="21"/>
         </w:rPr>
         <w:t>Backend Flask con SQLite, migraciones y API protegida por roles.</w:t>
       </w:r>
@@ -258,13 +258,13 @@
     <w:p>
       <w:pPr>
         <w:pStyle w:val="ListBullet"/>
-        <w:spacing w:after="80" w:line="300" w:lineRule="auto"/>
+        <w:spacing w:after="80" w:line="283" w:lineRule="auto"/>
       </w:pPr>
       <w:r>
         <w:rPr>
           <w:rFonts w:ascii="Calibri" w:hAnsi="Calibri"/>
           <w:b w:val="0"/>
-          <w:sz w:val="22"/>
+          <w:sz w:val="21"/>
         </w:rPr>
         <w:t>Frontend Angular 21 con Signals, Bootstrap y Sass.</w:t>
       </w:r>
@@ -272,13 +272,13 @@
     <w:p>
       <w:pPr>
         <w:pStyle w:val="ListBullet"/>
-        <w:spacing w:after="80" w:line="300" w:lineRule="auto"/>
+        <w:spacing w:after="80" w:line="283" w:lineRule="auto"/>
       </w:pPr>
       <w:r>
         <w:rPr>
           <w:rFonts w:ascii="Calibri" w:hAnsi="Calibri"/>
           <w:b w:val="0"/>
-          <w:sz w:val="22"/>
+          <w:sz w:val="21"/>
         </w:rPr>
         <w:t>Registro por correo verificado y acceso mediante Google.</w:t>
       </w:r>
@@ -286,13 +286,13 @@
     <w:p>
       <w:pPr>
         <w:pStyle w:val="ListBullet"/>
-        <w:spacing w:after="80" w:line="300" w:lineRule="auto"/>
+        <w:spacing w:after="80" w:line="283" w:lineRule="auto"/>
       </w:pPr>
       <w:r>
         <w:rPr>
           <w:rFonts w:ascii="Calibri" w:hAnsi="Calibri"/>
           <w:b w:val="0"/>
-          <w:sz w:val="22"/>
+          <w:sz w:val="21"/>
         </w:rPr>
         <w:t>Cuestionario inicial de 79 ítems, resultados históricos y rúbrica editable.</w:t>
       </w:r>
@@ -300,20 +300,15 @@
     <w:p>
       <w:pPr>
         <w:pStyle w:val="ListBullet"/>
-        <w:spacing w:after="80" w:line="300" w:lineRule="auto"/>
+        <w:spacing w:after="80" w:line="283" w:lineRule="auto"/>
       </w:pPr>
       <w:r>
         <w:rPr>
           <w:rFonts w:ascii="Calibri" w:hAnsi="Calibri"/>
           <w:b w:val="0"/>
-          <w:sz w:val="22"/>
+          <w:sz w:val="21"/>
         </w:rPr>
         <w:t>Panel de tutoría y administración de cursos, tutores, competencias e ítems.</w:t>
-      </w:r>
-    </w:p>
-    <w:p>
-      <w:r>
-        <w:br w:type="page"/>
       </w:r>
     </w:p>
     <w:p>
@@ -332,13 +327,13 @@
     </w:p>
     <w:p>
       <w:pPr>
-        <w:spacing w:after="120" w:line="300" w:lineRule="auto"/>
+        <w:spacing w:after="120" w:line="283" w:lineRule="auto"/>
       </w:pPr>
       <w:r>
         <w:rPr>
           <w:rFonts w:ascii="Calibri" w:hAnsi="Calibri"/>
           <w:b w:val="0"/>
-          <w:sz w:val="22"/>
+          <w:sz w:val="21"/>
         </w:rPr>
         <w:t>Antes de empezar, prepara una cuenta de GitHub, una cuenta de PythonAnywhere y un proyecto de Google Cloud. La dirección cc_autopercepción@gmail.com puede usarse para administrarlos, pero el nombre de usuario de PythonAnywhere lo eliges al crear la cuenta y determina la URL pública.</w:t>
       </w:r>
@@ -544,13 +539,13 @@
     <w:p>
       <w:pPr>
         <w:pStyle w:val="ListNumber"/>
-        <w:spacing w:after="80" w:line="300" w:lineRule="auto"/>
+        <w:spacing w:after="80" w:line="283" w:lineRule="auto"/>
       </w:pPr>
       <w:r>
         <w:rPr>
           <w:rFonts w:ascii="Calibri" w:hAnsi="Calibri"/>
           <w:b w:val="0"/>
-          <w:sz w:val="22"/>
+          <w:sz w:val="21"/>
         </w:rPr>
         <w:t>Crea un repositorio nuevo en GitHub, por ejemplo autopercepcion-competencias.</w:t>
       </w:r>
@@ -558,13 +553,13 @@
     <w:p>
       <w:pPr>
         <w:pStyle w:val="ListNumber"/>
-        <w:spacing w:after="80" w:line="300" w:lineRule="auto"/>
+        <w:spacing w:after="80" w:line="283" w:lineRule="auto"/>
       </w:pPr>
       <w:r>
         <w:rPr>
           <w:rFonts w:ascii="Calibri" w:hAnsi="Calibri"/>
           <w:b w:val="0"/>
-          <w:sz w:val="22"/>
+          <w:sz w:val="21"/>
         </w:rPr>
         <w:t>Añade todos los archivos del proyecto, incluido Template Formulario CCs (respuestas).xlsx. No subas el archivo .env ni la carpeta .venv.</w:t>
       </w:r>
@@ -572,26 +567,26 @@
     <w:p>
       <w:pPr>
         <w:pStyle w:val="ListNumber"/>
-        <w:spacing w:after="80" w:line="300" w:lineRule="auto"/>
+        <w:spacing w:after="80" w:line="283" w:lineRule="auto"/>
       </w:pPr>
       <w:r>
         <w:rPr>
           <w:rFonts w:ascii="Calibri" w:hAnsi="Calibri"/>
           <w:b w:val="0"/>
-          <w:sz w:val="22"/>
+          <w:sz w:val="21"/>
         </w:rPr>
         <w:t>Haz el primer commit y súbelo a la rama principal.</w:t>
       </w:r>
     </w:p>
     <w:p>
       <w:pPr>
-        <w:spacing w:after="120" w:line="300" w:lineRule="auto"/>
+        <w:spacing w:after="120" w:line="283" w:lineRule="auto"/>
       </w:pPr>
       <w:r>
         <w:rPr>
           <w:rFonts w:ascii="Calibri" w:hAnsi="Calibri"/>
           <w:b w:val="0"/>
-          <w:sz w:val="22"/>
+          <w:sz w:val="21"/>
         </w:rPr>
         <w:t>El Excel se usa únicamente para cargar por primera vez competencias, ítems y textos de devolución. A partir de ese momento, la administración se realiza desde la aplicación.</w:t>
       </w:r>
@@ -612,13 +607,13 @@
     </w:p>
     <w:p>
       <w:pPr>
-        <w:spacing w:after="120" w:line="300" w:lineRule="auto"/>
+        <w:spacing w:after="120" w:line="283" w:lineRule="auto"/>
       </w:pPr>
       <w:r>
         <w:rPr>
           <w:rFonts w:ascii="Calibri" w:hAnsi="Calibri"/>
           <w:b w:val="0"/>
-          <w:sz w:val="22"/>
+          <w:sz w:val="21"/>
         </w:rPr>
         <w:t>En Windows, abre dos terminales en la carpeta del proyecto: una para el backend y otra para el frontend.</w:t>
       </w:r>
@@ -770,20 +765,15 @@
     </w:p>
     <w:p>
       <w:pPr>
-        <w:spacing w:after="120" w:line="300" w:lineRule="auto"/>
+        <w:spacing w:after="120" w:line="283" w:lineRule="auto"/>
       </w:pPr>
       <w:r>
         <w:rPr>
           <w:rFonts w:ascii="Calibri" w:hAnsi="Calibri"/>
           <w:b w:val="0"/>
-          <w:sz w:val="22"/>
+          <w:sz w:val="21"/>
         </w:rPr>
         <w:t>Abre http://localhost:4200. El proxy de desarrollo deriva las llamadas /api al backend local en el puerto 5000.</w:t>
-      </w:r>
-    </w:p>
-    <w:p>
-      <w:r>
-        <w:br w:type="page"/>
       </w:r>
     </w:p>
     <w:p>
@@ -802,13 +792,13 @@
     </w:p>
     <w:p>
       <w:pPr>
-        <w:spacing w:after="120" w:line="300" w:lineRule="auto"/>
+        <w:spacing w:after="120" w:line="283" w:lineRule="auto"/>
       </w:pPr>
       <w:r>
         <w:rPr>
           <w:rFonts w:ascii="Calibri" w:hAnsi="Calibri"/>
           <w:b w:val="0"/>
-          <w:sz w:val="22"/>
+          <w:sz w:val="21"/>
         </w:rPr>
         <w:t>Copia .env.example a .env y completa las claves. Genera SECRET_KEY y JWT_SECRET_KEY con valores aleatorios largos y diferentes. Las cuentas administradoras se separan por comas en ADMIN_EMAILS.</w:t>
       </w:r>
@@ -1078,13 +1068,13 @@
     <w:p>
       <w:pPr>
         <w:pStyle w:val="ListNumber"/>
-        <w:spacing w:after="80" w:line="300" w:lineRule="auto"/>
+        <w:spacing w:after="80" w:line="283" w:lineRule="auto"/>
       </w:pPr>
       <w:r>
         <w:rPr>
           <w:rFonts w:ascii="Calibri" w:hAnsi="Calibri"/>
           <w:b w:val="0"/>
-          <w:sz w:val="22"/>
+          <w:sz w:val="21"/>
         </w:rPr>
         <w:t>En Google Cloud Console crea un proyecto y configura la pantalla de consentimiento OAuth.</w:t>
       </w:r>
@@ -1092,13 +1082,13 @@
     <w:p>
       <w:pPr>
         <w:pStyle w:val="ListNumber"/>
-        <w:spacing w:after="80" w:line="300" w:lineRule="auto"/>
+        <w:spacing w:after="80" w:line="283" w:lineRule="auto"/>
       </w:pPr>
       <w:r>
         <w:rPr>
           <w:rFonts w:ascii="Calibri" w:hAnsi="Calibri"/>
           <w:b w:val="0"/>
-          <w:sz w:val="22"/>
+          <w:sz w:val="21"/>
         </w:rPr>
         <w:t>Crea un cliente OAuth de tipo Aplicación web.</w:t>
       </w:r>
@@ -1106,13 +1096,13 @@
     <w:p>
       <w:pPr>
         <w:pStyle w:val="ListNumber"/>
-        <w:spacing w:after="80" w:line="300" w:lineRule="auto"/>
+        <w:spacing w:after="80" w:line="283" w:lineRule="auto"/>
       </w:pPr>
       <w:r>
         <w:rPr>
           <w:rFonts w:ascii="Calibri" w:hAnsi="Calibri"/>
           <w:b w:val="0"/>
-          <w:sz w:val="22"/>
+          <w:sz w:val="21"/>
         </w:rPr>
         <w:t>Añade como origen autorizado la URL de PythonAnywhere: https://TU_USUARIO.pythonanywhere.com.</w:t>
       </w:r>
@@ -1120,13 +1110,13 @@
     <w:p>
       <w:pPr>
         <w:pStyle w:val="ListNumber"/>
-        <w:spacing w:after="80" w:line="300" w:lineRule="auto"/>
+        <w:spacing w:after="80" w:line="283" w:lineRule="auto"/>
       </w:pPr>
       <w:r>
         <w:rPr>
           <w:rFonts w:ascii="Calibri" w:hAnsi="Calibri"/>
           <w:b w:val="0"/>
-          <w:sz w:val="22"/>
+          <w:sz w:val="21"/>
         </w:rPr>
         <w:t>Añade como URI de redirección autorizado: https://TU_USUARIO.pythonanywhere.com/api/auth/google/callback.</w:t>
       </w:r>
@@ -1134,28 +1124,28 @@
     <w:p>
       <w:pPr>
         <w:pStyle w:val="ListNumber"/>
-        <w:spacing w:after="80" w:line="300" w:lineRule="auto"/>
+        <w:spacing w:after="80" w:line="283" w:lineRule="auto"/>
       </w:pPr>
       <w:r>
         <w:rPr>
           <w:rFonts w:ascii="Calibri" w:hAnsi="Calibri"/>
           <w:b w:val="0"/>
-          <w:sz w:val="22"/>
+          <w:sz w:val="21"/>
         </w:rPr>
         <w:t>Copia el identificador y el secreto en GOOGLE_CLIENT_ID y GOOGLE_CLIENT_SECRET del archivo .env.</w:t>
       </w:r>
     </w:p>
     <w:p>
       <w:pPr>
-        <w:spacing w:after="120" w:line="300" w:lineRule="auto"/>
+        <w:spacing w:after="120" w:line="283" w:lineRule="auto"/>
       </w:pPr>
       <w:r>
         <w:rPr>
           <w:rFonts w:ascii="Calibri" w:hAnsi="Calibri"/>
           <w:b w:val="0"/>
-          <w:sz w:val="22"/>
+          <w:sz w:val="21"/>
         </w:rPr>
-        <w:t>Las cuentas de Google, incluidas educación.navarra.es, se validan mediante Google. La aplicación solo permite asignar como tutor a una cuenta que haya accedido con Google y termine en @cuatrovientos.org.</w:t>
+        <w:t>Las cuentas de Google, incluidas educación.navarra.es, se validan mediante Google. La administración puede asignar como tutor a cualquier cuenta registrada y gestionar su rol desde el panel de usuarios.</w:t>
       </w:r>
     </w:p>
     <w:p>
@@ -1174,20 +1164,15 @@
     </w:p>
     <w:p>
       <w:pPr>
-        <w:spacing w:after="120" w:line="300" w:lineRule="auto"/>
+        <w:spacing w:after="120" w:line="283" w:lineRule="auto"/>
       </w:pPr>
       <w:r>
         <w:rPr>
           <w:rFonts w:ascii="Calibri" w:hAnsi="Calibri"/>
           <w:b w:val="0"/>
-          <w:sz w:val="22"/>
+          <w:sz w:val="21"/>
         </w:rPr>
         <w:t>Para el registro con contraseña es necesario un SMTP funcional. Con Gmail se recomienda crear una contraseña de aplicación con la verificación en dos pasos activada; no uses la contraseña habitual. Indica el remitente en SMTP_FROM y guarda la contraseña únicamente en .env.</w:t>
-      </w:r>
-    </w:p>
-    <w:p>
-      <w:r>
-        <w:br w:type="page"/>
       </w:r>
     </w:p>
     <w:p>
@@ -1206,13 +1191,13 @@
     </w:p>
     <w:p>
       <w:pPr>
-        <w:spacing w:after="120" w:line="300" w:lineRule="auto"/>
+        <w:spacing w:after="120" w:line="283" w:lineRule="auto"/>
       </w:pPr>
       <w:r>
         <w:rPr>
           <w:rFonts w:ascii="Calibri" w:hAnsi="Calibri"/>
           <w:b w:val="0"/>
-          <w:sz w:val="22"/>
+          <w:sz w:val="21"/>
         </w:rPr>
         <w:t>La configuración siguiente sirve para una aplicación Flask manual. Sustituye TU_USUARIO por el nombre de usuario real de PythonAnywhere y RUTA_PROYECTO por la carpeta donde hayas clonado el repositorio.</w:t>
       </w:r>
@@ -1234,13 +1219,13 @@
     <w:p>
       <w:pPr>
         <w:pStyle w:val="ListNumber"/>
-        <w:spacing w:after="80" w:line="300" w:lineRule="auto"/>
+        <w:spacing w:after="80" w:line="283" w:lineRule="auto"/>
       </w:pPr>
       <w:r>
         <w:rPr>
           <w:rFonts w:ascii="Calibri" w:hAnsi="Calibri"/>
           <w:b w:val="0"/>
-          <w:sz w:val="22"/>
+          <w:sz w:val="21"/>
         </w:rPr>
         <w:t>En la consola Bash de PythonAnywhere clona el repositorio: git clone URL_DEL_REPOSITORIO cc-autopercepcion.</w:t>
       </w:r>
@@ -1248,13 +1233,13 @@
     <w:p>
       <w:pPr>
         <w:pStyle w:val="ListNumber"/>
-        <w:spacing w:after="80" w:line="300" w:lineRule="auto"/>
+        <w:spacing w:after="80" w:line="283" w:lineRule="auto"/>
       </w:pPr>
       <w:r>
         <w:rPr>
           <w:rFonts w:ascii="Calibri" w:hAnsi="Calibri"/>
           <w:b w:val="0"/>
-          <w:sz w:val="22"/>
+          <w:sz w:val="21"/>
         </w:rPr>
         <w:t>Crea el entorno: mkvirtualenv --python=/usr/bin/python3.13 cc-autopercepcion-env. Si esa versión no está disponible, elige una compatible que ofrezca PythonAnywhere y usa la misma al crear la web app.</w:t>
       </w:r>
@@ -1262,13 +1247,13 @@
     <w:p>
       <w:pPr>
         <w:pStyle w:val="ListNumber"/>
-        <w:spacing w:after="80" w:line="300" w:lineRule="auto"/>
+        <w:spacing w:after="80" w:line="283" w:lineRule="auto"/>
       </w:pPr>
       <w:r>
         <w:rPr>
           <w:rFonts w:ascii="Calibri" w:hAnsi="Calibri"/>
           <w:b w:val="0"/>
-          <w:sz w:val="22"/>
+          <w:sz w:val="21"/>
         </w:rPr>
         <w:t>Instala las dependencias: pip install -r ~/cc-autopercepcion/backend/requirements.txt.</w:t>
       </w:r>
@@ -1276,13 +1261,13 @@
     <w:p>
       <w:pPr>
         <w:pStyle w:val="ListNumber"/>
-        <w:spacing w:after="80" w:line="300" w:lineRule="auto"/>
+        <w:spacing w:after="80" w:line="283" w:lineRule="auto"/>
       </w:pPr>
       <w:r>
         <w:rPr>
           <w:rFonts w:ascii="Calibri" w:hAnsi="Calibri"/>
           <w:b w:val="0"/>
-          <w:sz w:val="22"/>
+          <w:sz w:val="21"/>
         </w:rPr>
         <w:t>Construye Angular en tu equipo con pnpm build y sube o versiona la carpeta frontend/dist/autopercepcion-cc/browser. Alternativamente instala Node compatible en PythonAnywhere y ejecuta pnpm install &amp;&amp; pnpm build allí.</w:t>
       </w:r>
@@ -1303,13 +1288,13 @@
     </w:p>
     <w:p>
       <w:pPr>
-        <w:spacing w:after="120" w:line="300" w:lineRule="auto"/>
+        <w:spacing w:after="120" w:line="283" w:lineRule="auto"/>
       </w:pPr>
       <w:r>
         <w:rPr>
           <w:rFonts w:ascii="Calibri" w:hAnsi="Calibri"/>
           <w:b w:val="0"/>
-          <w:sz w:val="22"/>
+          <w:sz w:val="21"/>
         </w:rPr>
         <w:t>Crea ~/cc-autopercepcion/.env sin subirlo a GitHub. Como DATABASE_URL usa sqlite:////home/TU_USUARIO/cc-autopercepcion/backend/instance/autopercepcion.db. Para FRONTEND_URL y BACKEND_URL utiliza https://TU_USUARIO.pythonanywhere.com. Define SPA_DIST_PATH=/home/TU_USUARIO/cc-autopercepcion/frontend/dist/autopercepcion-cc/browser.</w:t>
       </w:r>
@@ -1331,13 +1316,13 @@
     <w:p>
       <w:pPr>
         <w:pStyle w:val="ListNumber"/>
-        <w:spacing w:after="80" w:line="300" w:lineRule="auto"/>
+        <w:spacing w:after="80" w:line="283" w:lineRule="auto"/>
       </w:pPr>
       <w:r>
         <w:rPr>
           <w:rFonts w:ascii="Calibri" w:hAnsi="Calibri"/>
           <w:b w:val="0"/>
-          <w:sz w:val="22"/>
+          <w:sz w:val="21"/>
         </w:rPr>
         <w:t>En la pestaña Web crea una nueva web app, selecciona Manual configuration y la misma versión de Python usada en el entorno virtual.</w:t>
       </w:r>
@@ -1345,13 +1330,13 @@
     <w:p>
       <w:pPr>
         <w:pStyle w:val="ListNumber"/>
-        <w:spacing w:after="80" w:line="300" w:lineRule="auto"/>
+        <w:spacing w:after="80" w:line="283" w:lineRule="auto"/>
       </w:pPr>
       <w:r>
         <w:rPr>
           <w:rFonts w:ascii="Calibri" w:hAnsi="Calibri"/>
           <w:b w:val="0"/>
-          <w:sz w:val="22"/>
+          <w:sz w:val="21"/>
         </w:rPr>
         <w:t>Asigna el virtualenv /home/TU_USUARIO/.virtualenvs/cc-autopercepcion-env.</w:t>
       </w:r>
@@ -1359,13 +1344,13 @@
     <w:p>
       <w:pPr>
         <w:pStyle w:val="ListNumber"/>
-        <w:spacing w:after="80" w:line="300" w:lineRule="auto"/>
+        <w:spacing w:after="80" w:line="283" w:lineRule="auto"/>
       </w:pPr>
       <w:r>
         <w:rPr>
           <w:rFonts w:ascii="Calibri" w:hAnsi="Calibri"/>
           <w:b w:val="0"/>
-          <w:sz w:val="22"/>
+          <w:sz w:val="21"/>
         </w:rPr>
         <w:t>Abre el archivo WSGI indicado por PythonAnywhere y reemplaza su contenido por el ejemplo siguiente, ajustando el usuario.</w:t>
       </w:r>
@@ -1386,26 +1371,26 @@
     <w:p>
       <w:pPr>
         <w:pStyle w:val="ListNumber"/>
-        <w:spacing w:after="80" w:line="300" w:lineRule="auto"/>
+        <w:spacing w:after="80" w:line="283" w:lineRule="auto"/>
       </w:pPr>
       <w:r>
         <w:rPr>
           <w:rFonts w:ascii="Calibri" w:hAnsi="Calibri"/>
           <w:b w:val="0"/>
-          <w:sz w:val="22"/>
+          <w:sz w:val="21"/>
         </w:rPr>
         <w:t>Pulsa Reload. Después abre https://TU_USUARIO.pythonanywhere.com/api/health; debe devolver {"status":"ok"}.</w:t>
       </w:r>
     </w:p>
     <w:p>
       <w:pPr>
-        <w:spacing w:after="120" w:line="300" w:lineRule="auto"/>
+        <w:spacing w:after="120" w:line="283" w:lineRule="auto"/>
       </w:pPr>
       <w:r>
         <w:rPr>
           <w:rFonts w:ascii="Calibri" w:hAnsi="Calibri"/>
           <w:b w:val="0"/>
-          <w:sz w:val="22"/>
+          <w:sz w:val="21"/>
         </w:rPr>
         <w:t>El backend sirve la compilación Angular cuando SPA_DIST_PATH apunta a la carpeta browser. Esto conserva las rutas /api para Flask y permite abrir enlaces directos como /acceso o /invitacion/CODIGO.</w:t>
       </w:r>
@@ -1465,20 +1450,15 @@
     </w:p>
     <w:p>
       <w:pPr>
-        <w:spacing w:after="120" w:line="300" w:lineRule="auto"/>
+        <w:spacing w:after="120" w:line="283" w:lineRule="auto"/>
       </w:pPr>
       <w:r>
         <w:rPr>
           <w:rFonts w:ascii="Calibri" w:hAnsi="Calibri"/>
           <w:b w:val="0"/>
-          <w:sz w:val="22"/>
+          <w:sz w:val="21"/>
         </w:rPr>
         <w:t>init-db puede ejecutarse de nuevo sin duplicar las competencias. Antes de actualizar el código en producción, descarga una copia del archivo SQLite como medida de seguridad.</w:t>
-      </w:r>
-    </w:p>
-    <w:p>
-      <w:r>
-        <w:br w:type="page"/>
       </w:r>
     </w:p>
     <w:p>
@@ -1792,13 +1772,13 @@
     <w:p>
       <w:pPr>
         <w:pStyle w:val="ListBullet"/>
-        <w:spacing w:after="80" w:line="300" w:lineRule="auto"/>
+        <w:spacing w:after="80" w:line="283" w:lineRule="auto"/>
       </w:pPr>
       <w:r>
         <w:rPr>
           <w:rFonts w:ascii="Calibri" w:hAnsi="Calibri"/>
           <w:b w:val="0"/>
-          <w:sz w:val="22"/>
+          <w:sz w:val="21"/>
         </w:rPr>
         <w:t>Crear los cursos de cada año académico desde Administración y asignar sus tutores.</w:t>
       </w:r>
@@ -1806,13 +1786,13 @@
     <w:p>
       <w:pPr>
         <w:pStyle w:val="ListBullet"/>
-        <w:spacing w:after="80" w:line="300" w:lineRule="auto"/>
+        <w:spacing w:after="80" w:line="283" w:lineRule="auto"/>
       </w:pPr>
       <w:r>
         <w:rPr>
           <w:rFonts w:ascii="Calibri" w:hAnsi="Calibri"/>
           <w:b w:val="0"/>
-          <w:sz w:val="22"/>
+          <w:sz w:val="21"/>
         </w:rPr>
         <w:t>Enviar a cada grupo el enlace de invitación con su código único.</w:t>
       </w:r>
@@ -1820,13 +1800,13 @@
     <w:p>
       <w:pPr>
         <w:pStyle w:val="ListBullet"/>
-        <w:spacing w:after="80" w:line="300" w:lineRule="auto"/>
+        <w:spacing w:after="80" w:line="283" w:lineRule="auto"/>
       </w:pPr>
       <w:r>
         <w:rPr>
           <w:rFonts w:ascii="Calibri" w:hAnsi="Calibri"/>
           <w:b w:val="0"/>
-          <w:sz w:val="22"/>
+          <w:sz w:val="21"/>
         </w:rPr>
         <w:t>Permitir que el alumnado repita el formulario; el sistema conserva todos los intentos.</w:t>
       </w:r>
@@ -1834,13 +1814,13 @@
     <w:p>
       <w:pPr>
         <w:pStyle w:val="ListBullet"/>
-        <w:spacing w:after="80" w:line="300" w:lineRule="auto"/>
+        <w:spacing w:after="80" w:line="283" w:lineRule="auto"/>
       </w:pPr>
       <w:r>
         <w:rPr>
           <w:rFonts w:ascii="Calibri" w:hAnsi="Calibri"/>
           <w:b w:val="0"/>
-          <w:sz w:val="22"/>
+          <w:sz w:val="21"/>
         </w:rPr>
         <w:t>Revisar los paneles de tutoría tomando como referencia el último intento de cada estudiante y su evolución histórica.</w:t>
       </w:r>
@@ -1848,13 +1828,13 @@
     <w:p>
       <w:pPr>
         <w:pStyle w:val="ListBullet"/>
-        <w:spacing w:after="80" w:line="300" w:lineRule="auto"/>
+        <w:spacing w:after="80" w:line="283" w:lineRule="auto"/>
       </w:pPr>
       <w:r>
         <w:rPr>
           <w:rFonts w:ascii="Calibri" w:hAnsi="Calibri"/>
           <w:b w:val="0"/>
-          <w:sz w:val="22"/>
+          <w:sz w:val="21"/>
         </w:rPr>
         <w:t>Editar desde Administración los umbrales de cada rúbrica, los textos de devolución y el mensaje final de ánimo.</w:t>
       </w:r>
@@ -1875,13 +1855,13 @@
     </w:p>
     <w:p>
       <w:pPr>
-        <w:spacing w:after="120" w:line="300" w:lineRule="auto"/>
+        <w:spacing w:after="120" w:line="283" w:lineRule="auto"/>
       </w:pPr>
       <w:r>
         <w:rPr>
           <w:rFonts w:ascii="Calibri" w:hAnsi="Calibri"/>
           <w:b w:val="0"/>
-          <w:sz w:val="22"/>
+          <w:sz w:val="21"/>
         </w:rPr>
         <w:t>La pantalla de registro enlaza a https://cuatrovientos.org/rgpd/. Mantén el repositorio y la base de datos bajo control del centro, limita el acceso de administración y tutoría a cuentas autorizadas, y no incluyas secretos en GitHub. Las copias de SQLite deben almacenarse en una ubicación protegida.</w:t>
       </w:r>
@@ -1903,13 +1883,13 @@
     <w:p>
       <w:pPr>
         <w:pStyle w:val="ListNumber"/>
-        <w:spacing w:after="80" w:line="300" w:lineRule="auto"/>
+        <w:spacing w:after="80" w:line="283" w:lineRule="auto"/>
       </w:pPr>
       <w:r>
         <w:rPr>
           <w:rFonts w:ascii="Calibri" w:hAnsi="Calibri"/>
           <w:b w:val="0"/>
-          <w:sz w:val="22"/>
+          <w:sz w:val="21"/>
         </w:rPr>
         <w:t>Realiza los cambios y pruebas en local.</w:t>
       </w:r>
@@ -1917,13 +1897,13 @@
     <w:p>
       <w:pPr>
         <w:pStyle w:val="ListNumber"/>
-        <w:spacing w:after="80" w:line="300" w:lineRule="auto"/>
+        <w:spacing w:after="80" w:line="283" w:lineRule="auto"/>
       </w:pPr>
       <w:r>
         <w:rPr>
           <w:rFonts w:ascii="Calibri" w:hAnsi="Calibri"/>
           <w:b w:val="0"/>
-          <w:sz w:val="22"/>
+          <w:sz w:val="21"/>
         </w:rPr>
         <w:t>Sube los cambios a GitHub.</w:t>
       </w:r>
@@ -1931,29 +1911,15 @@
     <w:p>
       <w:pPr>
         <w:pStyle w:val="ListNumber"/>
-        <w:spacing w:after="80" w:line="300" w:lineRule="auto"/>
+        <w:spacing w:after="80" w:line="283" w:lineRule="auto"/>
       </w:pPr>
       <w:r>
         <w:rPr>
           <w:rFonts w:ascii="Calibri" w:hAnsi="Calibri"/>
           <w:b w:val="0"/>
-          <w:sz w:val="22"/>
+          <w:sz w:val="21"/>
         </w:rPr>
-        <w:t>En PythonAnywhere ejecuta git pull, instala nuevas dependencias si las hubiera, ejecuta flask --app run.py db upgrade y vuelve a construir Angular si cambió el frontend.</w:t>
-      </w:r>
-    </w:p>
-    <w:p>
-      <w:pPr>
-        <w:pStyle w:val="ListNumber"/>
-        <w:spacing w:after="80" w:line="300" w:lineRule="auto"/>
-      </w:pPr>
-      <w:r>
-        <w:rPr>
-          <w:rFonts w:ascii="Calibri" w:hAnsi="Calibri"/>
-          <w:b w:val="0"/>
-          <w:sz w:val="22"/>
-        </w:rPr>
-        <w:t>Pulsa Reload en la pestaña Web y repite las comprobaciones esenciales.</w:t>
+        <w:t>En PythonAnywhere ejecuta git pull, instala nuevas dependencias si las hubiera, ejecuta flask --app run.py db upgrade, vuelve a construir Angular si cambió el frontend y pulsa Reload en la pestaña Web. Después repite las comprobaciones esenciales.</w:t>
       </w:r>
     </w:p>
     <w:sectPr>
@@ -2377,11 +2343,11 @@
     <w:qFormat/>
     <w:rsid w:val="00FC693F"/>
     <w:pPr>
-      <w:spacing w:after="120" w:line="300" w:lineRule="auto"/>
+      <w:spacing w:after="120" w:line="283" w:lineRule="auto"/>
     </w:pPr>
     <w:rPr>
       <w:rFonts w:ascii="Calibri" w:hAnsi="Calibri"/>
-      <w:sz w:val="22"/>
+      <w:sz w:val="21"/>
     </w:rPr>
   </w:style>
   <w:style w:type="paragraph" w:styleId="Header">
